--- a/writeups/docx/05_fault_tolerance_economics.docx
+++ b/writeups/docx/05_fault_tolerance_economics.docx
@@ -42,7 +42,7 @@
         <w:spacing w:after="120"/>
       </w:pPr>
       <w:r>
-        <w:t>A transparent resource and cost model was developed to estimate the physical qubits, runtime and cost required to run Shor's algorithm against RSA-2048 under realistic error-correction overhead. Logical resource requirements were taken from the literature and propagated through the surface-code suppression law to fix the code distance, the per-patch physical-qubit footprint and the total runtime. Calibrated to the canonical estimate of Gidney and Ekera (2021), a baseline superconducting profile yielded roughly twenty-three million physical qubits at code distance twenty-nine and a runtime of about seven to eight hours. A sensitivity analysis identified the physical error rate as the dominant cost lever, because it enters the required code distance exponentially.</w:t>
+        <w:t>A transparent resource and cost model was developed to estimate the physical qubits, runtime and cost required to run Shor's algorithm against RSA-2048 under realistic error-correction overhead. Logical resource requirements were taken from the literature and propagated through the surface-code suppression law to fix the code distance, the per-patch physical-qubit footprint and the total runtime. Calibrated to the canonical estimate of Gidney and Ekera (2021), a baseline superconducting profile yielded roughly twenty-three million physical qubits at code distance twenty-nine and a runtime of about seven to eight hours. A sensitivity analysis identified the physical error rate as the dominant cost lever, because it enters the required code distance exponentially. A historical-frontier extension reproduces the 2025 state of the art (Gidney, arXiv:2505.15917), which lowers the estimate to under one million physical qubits - an approximately twentyfold reduction under identical hardware assumptions - and attributes the improvement to approximate residue arithmetic, yoked surface codes and magic state cultivation.</w:t>
       </w:r>
     </w:p>
     <w:p>
@@ -100,6 +100,11 @@
       </w:r>
     </w:p>
     <w:p>
+      <w:r>
+        <w:t>Extending the model across published estimates reproduced the falling cost of quantum factoring under comparable assumptions: from roughly one billion physical qubits (2012), to twenty million (Gidney and Ekera, 2019), to under one million (Gidney, 2025) - an approximately twentyfold reduction over the 2019 figure. The 2025 headline was reconstructed from its reported components rather than re-derived: cold yoked storage (1,280 logical qubits at 430 physical qubits each), hot storage (131 logical qubits at 1,352 each) and a compute region of 126 patches summed to 897,864 physical qubits, which the source rounds up to one million for slack. The reduction was attributed to three techniques: approximate residue arithmetic (fewer logical qubits), yoked surface codes (about threefold denser idle storage) and magic state cultivation (smaller distillation factories); the Toffoli count rose from about three billion to about 6.5 billion, a deliberate trade of time for space.</w:t>
+      </w:r>
+    </w:p>
+    <w:p>
       <w:pPr>
         <w:jc w:val="center"/>
       </w:pPr>
@@ -152,6 +157,57 @@
     </w:p>
     <w:p>
       <w:pPr>
+        <w:jc w:val="center"/>
+      </w:pPr>
+      <w:r>
+        <w:drawing>
+          <wp:inline xmlns:a="http://schemas.openxmlformats.org/drawingml/2006/main" xmlns:pic="http://schemas.openxmlformats.org/drawingml/2006/picture">
+            <wp:extent cx="5486400" cy="3918857"/>
+            <wp:docPr id="2" name="Picture 2"/>
+            <wp:cNvGraphicFramePr>
+              <a:graphicFrameLocks noChangeAspect="1"/>
+            </wp:cNvGraphicFramePr>
+            <a:graphic>
+              <a:graphicData uri="http://schemas.openxmlformats.org/drawingml/2006/picture">
+                <pic:pic>
+                  <pic:nvPicPr>
+                    <pic:cNvPr id="0" name="05_frontier.png"/>
+                    <pic:cNvPicPr/>
+                  </pic:nvPicPr>
+                  <pic:blipFill>
+                    <a:blip r:embed="rId10"/>
+                    <a:stretch>
+                      <a:fillRect/>
+                    </a:stretch>
+                  </pic:blipFill>
+                  <pic:spPr>
+                    <a:xfrm>
+                      <a:off x="0" y="0"/>
+                      <a:ext cx="5486400" cy="3918857"/>
+                    </a:xfrm>
+                    <a:prstGeom prst="rect"/>
+                  </pic:spPr>
+                </pic:pic>
+              </a:graphicData>
+            </a:graphic>
+          </wp:inline>
+        </w:drawing>
+      </w:r>
+    </w:p>
+    <w:p>
+      <w:pPr>
+        <w:jc w:val="center"/>
+      </w:pPr>
+      <w:r>
+        <w:rPr>
+          <w:i/>
+          <w:sz w:val="18"/>
+        </w:rPr>
+        <w:t>Figure 2. Historical physical-qubit cost of factoring RSA-2048 under comparable hardware assumptions: about one billion qubits (2012), twenty million (2019), and one million (2025).</w:t>
+      </w:r>
+    </w:p>
+    <w:p>
+      <w:pPr>
         <w:pStyle w:val="Heading1"/>
       </w:pPr>
       <w:r>
@@ -190,6 +246,38 @@
       </w:pPr>
       <w:r>
         <w:t>Gidney C, Ekera M. How to factor 2048 bit RSA integers in 8 hours using 20 million noisy qubits. Quantum 2021; 5:433.</w:t>
+      </w:r>
+    </w:p>
+    <w:p>
+      <w:pPr>
+        <w:spacing w:after="80"/>
+      </w:pPr>
+      <w:r>
+        <w:t>Gidney C. How to factor 2048 bit RSA integers with less than a million noisy qubits. arXiv:2505.15917, 2025.</w:t>
+      </w:r>
+    </w:p>
+    <w:p>
+      <w:pPr>
+        <w:spacing w:after="80"/>
+      </w:pPr>
+      <w:r>
+        <w:t>Chevignard C, Fouque P-A, Schrottenloher A. Reducing the Number of Qubits in Quantum Factoring. Cryptology ePrint Archive, Paper 2024/222, 2024.</w:t>
+      </w:r>
+    </w:p>
+    <w:p>
+      <w:pPr>
+        <w:spacing w:after="80"/>
+      </w:pPr>
+      <w:r>
+        <w:t>Gidney C, Newman M, Brooks P, Jones C. Yoked surface codes. Nature Communications 2025.</w:t>
+      </w:r>
+    </w:p>
+    <w:p>
+      <w:pPr>
+        <w:spacing w:after="80"/>
+      </w:pPr>
+      <w:r>
+        <w:t>Gidney C, Shutty N, Jones C. Magic state cultivation: growing T states as cheap as CNOT gates. arXiv:2409.17595, 2024.</w:t>
       </w:r>
     </w:p>
     <w:p>

--- a/writeups/docx/05_fault_tolerance_economics.docx
+++ b/writeups/docx/05_fault_tolerance_economics.docx
@@ -73,7 +73,7 @@
     </w:p>
     <w:p>
       <w:r>
-        <w:t>Logical resource requirements - the number of algorithmic logical qubits and the Toffoli count for Shor on RSA-2048, together with a factory and routing multiplier - were taken from Gidney and Ekera (2021). The surface-code overhead was modelled with the standard suppression law, in which the logical error per patch scales as roughly one tenth of the ratio of physical to threshold error rate raised to the power of half the distance plus one; a total error budget fixed the required code distance, and a rotated patch was costed at twice the distance squared minus one physical qubits.</w:t>
+        <w:t>Logical resource requirements - the number of algorithmic logical qubits and the Toffoli count for Shor on RSA-2048, together with a factory and routing multiplier - were taken from Gidney and Ekera (2021). The surface-code overhead was modeled with the standard suppression law, in which the logical error per patch scales as roughly one tenth of the ratio of physical to threshold error rate raised to the power of half the distance plus one; a total error budget fixed the required code distance, and a rotated patch was costed at twice the distance squared minus one physical qubits.</w:t>
       </w:r>
     </w:p>
     <w:p>
@@ -152,7 +152,7 @@
           <w:i/>
           <w:sz w:val="18"/>
         </w:rPr>
-        <w:t>Figure 1. Sensitivity of the physical-qubit estimate to each modelling assumption. The physical error rate dominates because it enters the required code distance exponentially.</w:t>
+        <w:t>Figure 1. Sensitivity of the physical-qubit estimate to each modeling assumption. The physical error rate dominates because it enters the required code distance exponentially.</w:t>
       </w:r>
     </w:p>
     <w:p>
@@ -221,7 +221,7 @@
     </w:p>
     <w:p>
       <w:r>
-        <w:t>The model is deliberately simplified: it abstracts magic-state distillation, routing congestion and lattice-surgery scheduling into multipliers and a calibrated per-Toffoli time rather than modelling them in detail. Future work includes an explicit distillation-factory model, a scheduling-aware runtime estimate, and profiles for additional hardware modalities such as neutral atoms and trapped ions.</w:t>
+        <w:t>The model is deliberately simplified: it abstracts magic-state distillation, routing congestion and lattice-surgery scheduling into multipliers and a calibrated per-Toffoli time rather than modeling them in detail. Future work includes an explicit distillation-factory model, a scheduling-aware runtime estimate, and profiles for additional hardware modalities such as neutral atoms and trapped ions.</w:t>
       </w:r>
     </w:p>
     <w:p>

--- a/writeups/docx/05_fault_tolerance_economics.docx
+++ b/writeups/docx/05_fault_tolerance_economics.docx
@@ -42,7 +42,7 @@
         <w:spacing w:after="120"/>
       </w:pPr>
       <w:r>
-        <w:t>A transparent resource and cost model was developed to estimate the physical qubits, runtime and cost required to run Shor's algorithm against RSA-2048 under realistic error-correction overhead. Logical resource requirements were taken from the literature and propagated through the surface-code suppression law to fix the code distance, the per-patch physical-qubit footprint and the total runtime. Calibrated to the canonical estimate of Gidney and Ekera (2021), a baseline superconducting profile yielded roughly twenty-three million physical qubits at code distance twenty-nine and a runtime of about seven to eight hours. A sensitivity analysis identified the physical error rate as the dominant cost lever, because it enters the required code distance exponentially. A historical-frontier extension reproduces the 2025 state of the art (Gidney, arXiv:2505.15917), which lowers the estimate to under one million physical qubits - an approximately twentyfold reduction under identical hardware assumptions - and attributes the improvement to approximate residue arithmetic, yoked surface codes and magic state cultivation.</w:t>
+        <w:t>A resource and cost model was developed to estimate the physical qubits, runtime and cost required to run Shor's algorithm against RSA-2048 under realistic error-correction overhead. Logical resource requirements were taken from the literature and propagated through the surface-code suppression law to fix the code distance, the per-patch physical-qubit footprint and the total runtime. Calibrated to the canonical estimate of Gidney and Ekera (2021), a baseline superconducting profile yielded roughly twenty-three million physical qubits at code distance twenty-nine and a runtime of about seven to eight hours. A sensitivity analysis identified the physical error rate as the dominant cost lever, because it enters the required code distance exponentially. A historical-frontier extension reproduces the 2025 state of the art (Gidney, arXiv:2505.15917), which lowers the estimate to under one million physical qubits - an approximately twentyfold reduction under identical hardware assumptions - and attributes the improvement to approximate residue arithmetic, yoked surface codes and magic state cultivation.</w:t>
       </w:r>
     </w:p>
     <w:p>
@@ -60,7 +60,7 @@
     </w:p>
     <w:p>
       <w:r>
-        <w:t>This work built a transparent model that turns explicit physical assumptions into a physical-qubit, runtime and cost budget, with the aim of reproducing the canonical published estimate and exposing which assumptions matter most.</w:t>
+        <w:t>This work built a model that turns explicit physical assumptions into a physical-qubit, runtime and cost budget, with the aim of reproducing the canonical published estimate and exposing which assumptions matter most.</w:t>
       </w:r>
     </w:p>
     <w:p>
@@ -216,7 +216,7 @@
     </w:p>
     <w:p>
       <w:r>
-        <w:t>Reproducing the canonical estimate from an independent, transparent model increases confidence in both the estimate and the model, and the dominance of the physical error rate clarifies where hardware effort yields the greatest leverage. The exercise also illustrates translating a physics result into a decision-ready figure with explicit, inspectable assumptions.</w:t>
+        <w:t>Reproducing the canonical estimate from an independent model increases confidence in both the estimate and the model, and the dominance of the physical error rate clarifies where hardware effort yields the greatest leverage. The exercise also illustrates translating a physics result into a decision-ready figure with explicit, inspectable assumptions.</w:t>
       </w:r>
     </w:p>
     <w:p>

--- a/writeups/docx/05_fault_tolerance_economics.docx
+++ b/writeups/docx/05_fault_tolerance_economics.docx
@@ -101,7 +101,7 @@
     </w:p>
     <w:p>
       <w:r>
-        <w:t>Extending the model across published estimates reproduced the falling cost of quantum factoring under comparable assumptions: from roughly one billion physical qubits (2012), to twenty million (Gidney and Ekera, 2019), to under one million (Gidney, 2025) - an approximately twentyfold reduction over the 2019 figure. The 2025 headline was reconstructed from its reported components rather than re-derived: cold yoked storage (1,280 logical qubits at 430 physical qubits each), hot storage (131 logical qubits at 1,352 each) and a compute region of 126 patches summed to 897,864 physical qubits, which the source rounds up to one million for slack. The reduction was attributed to three techniques: approximate residue arithmetic (fewer logical qubits), yoked surface codes (about threefold denser idle storage) and magic state cultivation (smaller distillation factories); the Toffoli count rose from about three billion to about 6.5 billion, a deliberate trade of time for space.</w:t>
+        <w:t>Extending the model across published estimates reproduced the falling cost of quantum factoring under comparable assumptions: from roughly one billion physical qubits (2012), to twenty million (Gidney and Ekera, 2019), to under one million (Gidney, 2025) - an approximately twentyfold reduction over the 2019 figure. The 2025 estimate was reconstructed from its reported components rather than re-derived: cold yoked storage (1,280 logical qubits at 430 physical qubits each), hot storage (131 logical qubits at 1,352 each) and a compute region of 126 patches summed to 897,864 physical qubits, which the source rounds up to one million for slack. The reduction was attributed to three techniques: approximate residue arithmetic (fewer logical qubits), yoked surface codes (about threefold denser idle storage) and magic state cultivation (smaller distillation factories); the Toffoli count rose from about three billion to about 6.5 billion, a deliberate trade of time for space.</w:t>
       </w:r>
     </w:p>
     <w:p>
